--- a/containers/gd_11_flyer_ocean.docx
+++ b/containers/gd_11_flyer_ocean.docx
@@ -177,7 +177,7 @@
           <w:sz w:val="21"/>
           <w:szCs w:val="21"/>
         </w:rPr>
-        <w:t xml:space="preserve">Gold-plated nickel plates are mandatory for ocean capsules. Standard nickel plates will corrode in seawater over centuries. Audio discs must use DMM copper with gold plating — not laser-engraved nickel.</w:t>
+        <w:t xml:space="preserve">Titanium plates are the standard for ocean capsules. Titanium is inert in seawater, which is why it is used for ship fittings and submersible hardware, and it needs no plating. The earlier gold-plated nickel requirement belonged to the nickel design and no longer applies. Fired stoneware plates also survive seawater — blue-and-white porcelain from the Belitung and Nanhai wrecks spent a thousand years submerged with its cobalt still vivid — provided the body is vitrified and the plates are cushioned against impact. Audio discs should use DMM copper with gold plating.</w:t>
       </w:r>
     </w:p>
     <w:p>

--- a/containers/gd_11_flyer_ocean.docx
+++ b/containers/gd_11_flyer_ocean.docx
@@ -50,7 +50,7 @@
           <w:sz w:val="24"/>
           <w:szCs w:val="24"/>
         </w:rPr>
-        <w:t xml:space="preserve">Designed for 2,000 years at sea. Buoyant, pressure-rated, self-righting.</w:t>
+        <w:t>Designed for 2,000 years at sea. Buoyant and pressure-rated. Self-righting is NOT verified — see below.</w:t>
       </w:r>
     </w:p>
     <w:p>
@@ -671,7 +671,7 @@
                 <w:sz w:val="20"/>
                 <w:szCs w:val="20"/>
               </w:rPr>
-              <w:t xml:space="preserve">Self-righting — capsule always returns to upright orientation</w:t>
+              <w:t>Self-righting is UNVERIFIED. No buoyancy or centre-of-mass calculation is on record. Do not rely on it.</w:t>
             </w:r>
           </w:p>
         </w:tc>
@@ -731,7 +731,7 @@
                 <w:sz w:val="20"/>
                 <w:szCs w:val="20"/>
               </w:rPr>
-              <w:t xml:space="preserve">Gold-plated nickel only</w:t>
+              <w:t>Titanium — inert in seawater, no plating needed</w:t>
             </w:r>
           </w:p>
         </w:tc>
@@ -1093,6 +1093,16 @@
           <w:szCs w:val="20"/>
         </w:rPr>
         <w:t xml:space="preserve">CC BY-SA 4.0 — All materials free to use, share, and adapt.</w:t>
+      </w:r>
+    </w:p>
+    <w:p>
+      <w:r>
+        <w:rPr>
+          <w:rFonts w:ascii="Arial" w:hAnsi="Arial"/>
+          <w:i/>
+          <w:sz w:val="18"/>
+        </w:rPr>
+        <w:t>Corrected 2026-09-01. The errata of 2026-08-20 revised this document's prose but left its specification tables unchanged, so the two contradicted each other. See containers/ERRATA.md and AUDIT_2026-09-01.md.</w:t>
       </w:r>
     </w:p>
     <w:sectPr>
